--- a/zhs/docx/005.content.docx
+++ b/zhs/docx/005.content.docx
@@ -218,36 +218,24 @@
         </w:rPr>
         <w:t>是一个有更深含意的故事。 耶稣讲了许多比喻。 在这些故事中，耶稣使用了祂周围的人非常熟悉的人物和情境。 这些故事的结局经常让耶稣的听众感到非常惊讶，有时甚至是令人震惊的。 通过这些故事，耶稣告诉人们关于神的事，以及关于</w:t>
       </w:r>
-      <w:hyperlink r:id="rId13">
-        <w:r>
-          <w:rPr>
-            <w:lang w:val="zh_CN" w:bidi="zh_CN"/>
-          </w:rPr>
-          <w:rPr>
-            <w:color w:val="0000EE"/>
-            <w:u w:val="single"/>
-          </w:rPr>
-          <w:t>神的国</w:t>
-        </w:r>
-      </w:hyperlink>
+      <w:r>
+        <w:rPr>
+          <w:lang w:val="zh_CN" w:bidi="zh_CN"/>
+        </w:rPr>
+        <w:t>神的国</w:t>
+      </w:r>
       <w:r>
         <w:rPr>
           <w:lang w:val="zh_CN" w:bidi="zh_CN"/>
         </w:rPr>
         <w:t>是如何运作的。 通过讲这些故事，耶稣希望人们改变他们的想法和行为。 人们需要非常仔细的聆听比喻才能理解它们。 只有信靠耶稣的人才能真正明白这些比喻。 对于另一些人来说，比喻只是故事，没有任何意义。 有时耶稣私下向祂的</w:t>
       </w:r>
-      <w:hyperlink r:id="rId14">
-        <w:r>
-          <w:rPr>
-            <w:lang w:val="zh_CN" w:bidi="zh_CN"/>
-          </w:rPr>
-          <w:rPr>
-            <w:color w:val="0000EE"/>
-            <w:u w:val="single"/>
-          </w:rPr>
-          <w:t>门徒们</w:t>
-        </w:r>
-      </w:hyperlink>
+      <w:r>
+        <w:rPr>
+          <w:lang w:val="zh_CN" w:bidi="zh_CN"/>
+        </w:rPr>
+        <w:t>门徒们</w:t>
+      </w:r>
       <w:r>
         <w:rPr>
           <w:lang w:val="zh_CN" w:bidi="zh_CN"/>
@@ -268,18 +256,12 @@
         </w:rPr>
         <w:t>在旧约中，把神的信息传递给人们的</w:t>
       </w:r>
-      <w:hyperlink r:id="rId15">
-        <w:r>
-          <w:rPr>
-            <w:lang w:val="zh_CN" w:bidi="zh_CN"/>
-          </w:rPr>
-          <w:rPr>
-            <w:color w:val="0000EE"/>
-            <w:u w:val="single"/>
-          </w:rPr>
-          <w:t>先知们</w:t>
-        </w:r>
-      </w:hyperlink>
+      <w:r>
+        <w:rPr>
+          <w:lang w:val="zh_CN" w:bidi="zh_CN"/>
+        </w:rPr>
+        <w:t>先知们</w:t>
+      </w:r>
       <w:r>
         <w:rPr>
           <w:lang w:val="zh_CN" w:bidi="zh_CN"/>
@@ -339,7 +321,7 @@
           <w:lang w:val="zh_CN" w:bidi="zh_CN"/>
         </w:rPr>
       </w:r>
-      <w:hyperlink r:id="rId16">
+      <w:hyperlink r:id="rId13">
         <w:r>
           <w:rPr>
             <w:lang w:val="zh_CN" w:bidi="zh_CN"/>

--- a/zhs/docx/005.content.docx
+++ b/zhs/docx/005.content.docx
@@ -267,77 +267,6 @@
           <w:lang w:val="zh_CN" w:bidi="zh_CN"/>
         </w:rPr>
         <w:t>有时也会讲比喻，教导人们一些关于神的事。</w:t>
-      </w:r>
-      <w:r>
-        <w:rPr>
-          <w:lang w:val="zh_CN" w:bidi="zh_CN"/>
-        </w:rPr>
-      </w:r>
-      <w:r>
-        <w:rPr>
-          <w:lang w:val="zh_CN" w:bidi="zh_CN"/>
-        </w:rPr>
-      </w:r>
-    </w:p>
-    <w:p>
-      <w:pPr/>
-      <w:r>
-        <w:rPr>
-          <w:lang w:val="zh_CN" w:bidi="zh_CN"/>
-        </w:rPr>
-      </w:r>
-    </w:p>
-    <w:p>
-      <w:pPr>
-        <w:pStyle w:val="Heading2"/>
-      </w:pPr>
-      <w:r>
-        <w:rPr>
-          <w:lang w:val="zh_CN" w:bidi="zh_CN"/>
-        </w:rPr>
-        <w:t>比喻</w:t>
-      </w:r>
-      <w:r>
-        <w:rPr>
-          <w:lang w:val="zh_CN" w:bidi="zh_CN"/>
-        </w:rPr>
-      </w:r>
-    </w:p>
-    <w:p>
-      <w:pPr>
-        <w:pStyle w:val="Heading4"/>
-      </w:pPr>
-      <w:r>
-        <w:rPr>
-          <w:lang w:val="zh_CN" w:bidi="zh_CN"/>
-        </w:rPr>
-        <w:t>Audio Content</w:t>
-      </w:r>
-    </w:p>
-    <w:p>
-      <w:pPr/>
-      <w:r>
-        <w:rPr>
-          <w:lang w:val="zh_CN" w:bidi="zh_CN"/>
-        </w:rPr>
-      </w:r>
-      <w:hyperlink r:id="rId13">
-        <w:r>
-          <w:rPr>
-            <w:lang w:val="zh_CN" w:bidi="zh_CN"/>
-          </w:rPr>
-          <w:rPr>
-            <w:color w:val="0000EE"/>
-            <w:u w:val="single"/>
-          </w:rPr>
-          <w:t>mp3 file</w:t>
-        </w:r>
-      </w:hyperlink>
-      <w:r>
-        <w:rPr>
-          <w:lang w:val="zh_CN" w:bidi="zh_CN"/>
-        </w:rPr>
-        <w:t xml:space="preserve"> (None KB)</w:t>
       </w:r>
       <w:r>
         <w:rPr>

--- a/zhs/docx/005.content.docx
+++ b/zhs/docx/005.content.docx
@@ -218,24 +218,36 @@
         </w:rPr>
         <w:t>是一个有更深含意的故事。 耶稣讲了许多比喻。 在这些故事中，耶稣使用了祂周围的人非常熟悉的人物和情境。 这些故事的结局经常让耶稣的听众感到非常惊讶，有时甚至是令人震惊的。 通过这些故事，耶稣告诉人们关于神的事，以及关于</w:t>
       </w:r>
-      <w:r>
-        <w:rPr>
-          <w:lang w:val="zh_CN" w:bidi="zh_CN"/>
-        </w:rPr>
-        <w:t>神的国</w:t>
-      </w:r>
+      <w:hyperlink r:id="rId13">
+        <w:r>
+          <w:rPr>
+            <w:lang w:val="zh_CN" w:bidi="zh_CN"/>
+          </w:rPr>
+          <w:rPr>
+            <w:color w:val="0000EE"/>
+            <w:u w:val="single"/>
+          </w:rPr>
+          <w:t>神的国</w:t>
+        </w:r>
+      </w:hyperlink>
       <w:r>
         <w:rPr>
           <w:lang w:val="zh_CN" w:bidi="zh_CN"/>
         </w:rPr>
         <w:t>是如何运作的。 通过讲这些故事，耶稣希望人们改变他们的想法和行为。 人们需要非常仔细的聆听比喻才能理解它们。 只有信靠耶稣的人才能真正明白这些比喻。 对于另一些人来说，比喻只是故事，没有任何意义。 有时耶稣私下向祂的</w:t>
       </w:r>
-      <w:r>
-        <w:rPr>
-          <w:lang w:val="zh_CN" w:bidi="zh_CN"/>
-        </w:rPr>
-        <w:t>门徒们</w:t>
-      </w:r>
+      <w:hyperlink r:id="rId14">
+        <w:r>
+          <w:rPr>
+            <w:lang w:val="zh_CN" w:bidi="zh_CN"/>
+          </w:rPr>
+          <w:rPr>
+            <w:color w:val="0000EE"/>
+            <w:u w:val="single"/>
+          </w:rPr>
+          <w:t>门徒们</w:t>
+        </w:r>
+      </w:hyperlink>
       <w:r>
         <w:rPr>
           <w:lang w:val="zh_CN" w:bidi="zh_CN"/>
@@ -256,12 +268,18 @@
         </w:rPr>
         <w:t>在旧约中，把神的信息传递给人们的</w:t>
       </w:r>
-      <w:r>
-        <w:rPr>
-          <w:lang w:val="zh_CN" w:bidi="zh_CN"/>
-        </w:rPr>
-        <w:t>先知们</w:t>
-      </w:r>
+      <w:hyperlink r:id="rId15">
+        <w:r>
+          <w:rPr>
+            <w:lang w:val="zh_CN" w:bidi="zh_CN"/>
+          </w:rPr>
+          <w:rPr>
+            <w:color w:val="0000EE"/>
+            <w:u w:val="single"/>
+          </w:rPr>
+          <w:t>先知们</w:t>
+        </w:r>
+      </w:hyperlink>
       <w:r>
         <w:rPr>
           <w:lang w:val="zh_CN" w:bidi="zh_CN"/>
